--- a/03TechnologiesOfProgramming/lab02/Lab02_Report_Kiryushin.docx
+++ b/03TechnologiesOfProgramming/lab02/Lab02_Report_Kiryushin.docx
@@ -4,6 +4,16 @@
   <w:body>
     <w:p>
       <w:pPr>
+        <w:spacing w:after="100"/>
+        <w:jc w:val="center"/>
+      </w:pPr>
+      <w:r>
+        <w:t>Федеральное государственное автономное образовательное учреждение высшего образования</w:t>
+      </w:r>
+    </w:p>
+    <w:p>
+      <w:pPr>
+        <w:spacing w:after="100"/>
         <w:jc w:val="center"/>
       </w:pPr>
       <w:r>
@@ -12,6 +22,7 @@
     </w:p>
     <w:p>
       <w:pPr>
+        <w:spacing w:after="100"/>
         <w:jc w:val="center"/>
       </w:pPr>
       <w:r>
@@ -20,13 +31,13 @@
     </w:p>
     <w:p>
       <w:pPr>
+        <w:spacing w:after="100"/>
         <w:jc w:val="center"/>
       </w:pPr>
       <w:r>
         <w:t>Кафедра инфокоммуникационных технологий</w:t>
       </w:r>
     </w:p>
-    <w:p/>
     <w:p/>
     <w:p/>
     <w:p/>
@@ -44,10 +55,11 @@
         <w:br/>
         <w:t>по лабораторной работе № 2</w:t>
         <w:br/>
-        <w:t>«Основы объектно-ориентированного программирования»</w:t>
+        <w:t>по дисциплине «Технологии программирования»</w:t>
+        <w:br/>
+        <w:t>на тему «Основы объектно-ориентированного программирования»</w:t>
       </w:r>
     </w:p>
-    <w:p/>
     <w:p/>
     <w:p/>
     <w:p/>
@@ -57,14 +69,18 @@
         <w:jc w:val="right"/>
       </w:pPr>
       <w:r>
-        <w:t>Выполнил: Кирюшин Алексей Александрович</w:t>
+        <w:t>Выполнил:</w:t>
         <w:br/>
-        <w:t>Группа: БИВТ-25-4-6</w:t>
+        <w:t>студент группы БИВТ-25-4-6</w:t>
         <w:br/>
-        <w:t>Проверил: Пискунов Степан Александрович</w:t>
+        <w:t>Кирюшин Алексей Александрович</w:t>
+        <w:br/>
+        <w:br/>
+        <w:t>Проверил:</w:t>
+        <w:br/>
+        <w:t>Пискунов Степан Александрович</w:t>
       </w:r>
     </w:p>
-    <w:p/>
     <w:p/>
     <w:p/>
     <w:p/>
@@ -99,7 +115,7 @@
     </w:p>
     <w:p>
       <w:r>
-        <w:t>Закрепить инкапсуляцию, наследование, абстракцию и полиморфизм на предметной модели пошаговой стратегии.</w:t>
+        <w:t>На практике применить классы и объекты, наследование, инкапсуляцию, абстракцию и интерфейсы при моделировании основных сущностей пошаговой стратегии.</w:t>
       </w:r>
     </w:p>
     <w:p>
@@ -112,7 +128,7 @@
     </w:p>
     <w:p>
       <w:r>
-        <w:t>Реализованы общие игровые объекты и специализированные сущности: Unit, Archer, Building, Fort и MobileHouse. Базовые свойства и поведение вынесены в общие типы, а конкретные классы задают собственные характеристики. Интерфейсы Attacker и Moveable описывают возможности объектов.</w:t>
+        <w:t>Задание требует иерархию GameObject, Unit, Archer, Building, Fort и MobileHouse, а также контракты Attacker и Moveable. Игровой объект содержит идентификатор, имя и координаты; юнит предоставляет состояние здоровья и обработку урона; лучник атакует и перемещается; крепость атакует после завершения строительства; мобильный дом перемещается.</w:t>
       </w:r>
     </w:p>
     <w:p>
@@ -120,12 +136,46 @@
         <w:pStyle w:val="Heading2"/>
       </w:pPr>
       <w:r>
-        <w:t>Ход работы и реализация</w:t>
+        <w:t>Ход работы</w:t>
+      </w:r>
+    </w:p>
+    <w:p>
+      <w:pPr>
+        <w:pStyle w:val="Heading3"/>
+      </w:pPr>
+      <w:r>
+        <w:t>Структура модели</w:t>
       </w:r>
     </w:p>
     <w:p>
       <w:r>
-        <w:t>Демонстрация создаёт лучника, крепость и передвижной дом и выводит их состояние. Модель показывает, как общие контракты позволяют работать с разными типами игровых объектов единообразно.</w:t>
+        <w:t>GameObject объявлен абстрактным базовым классом. Он хранит id и name, а координаты x и y имеют защищённые сеттеры: их могут менять специализированные игровые объекты, но произвольный внешний код не меняет их напрямую. Unit наследуется от GameObject, хранит здоровье и предоставляет isAlive и receiveDamage. Свойство здоровья имеет закрытый сеттер, поэтому изменить его можно только через правила самого юнита.</w:t>
+      </w:r>
+    </w:p>
+    <w:p>
+      <w:pPr>
+        <w:pStyle w:val="Heading3"/>
+      </w:pPr>
+      <w:r>
+        <w:t>Роли специализированных классов</w:t>
+      </w:r>
+    </w:p>
+    <w:p>
+      <w:r>
+        <w:t>Archer наследует Unit и реализует Attacker и Moveable. Атака проверяет, что лучник жив, и наносит цели фиксированный урон; перемещение также запрещено мёртвому объекту. Building отделяет общие свойства построек и хранит признак isBuilt. Fort реализует Attacker и проверяет завершение строительства перед атакой. MobileHouse реализует Moveable и может изменить координаты только после постройки.</w:t>
+      </w:r>
+    </w:p>
+    <w:p>
+      <w:pPr>
+        <w:pStyle w:val="Heading3"/>
+      </w:pPr>
+      <w:r>
+        <w:t>Демонстрационный сценарий</w:t>
+      </w:r>
+    </w:p>
+    <w:p>
+      <w:r>
+        <w:t>В main создаются лучник, построенная крепость и дом на колёсах. Крепость атакует лучника, затем лучник перемещается. По итоговым значениям видно, что здоровье лучника уменьшилось с 70 до 40, а его координаты изменились с (2, 3) на (4, 3). Передвижной дом переместился с (0, 0) на (1, 2). Демонстрация показывает взаимодействие сущностей через методы и интерфейсы.</w:t>
       </w:r>
     </w:p>
     <w:p>
@@ -133,12 +183,115 @@
         <w:pStyle w:val="Heading2"/>
       </w:pPr>
       <w:r>
-        <w:t>Результаты и проверка</w:t>
+        <w:t>Проверка работы программы</w:t>
       </w:r>
     </w:p>
     <w:p>
       <w:r>
-        <w:t>Фактический вывод `:lab02:run`: «Лучник: жив=true, HP=40.0, позиция=(4, 3)»; «Северная крепость: построена=true»; «Дом на колёсах: позиция=(1, 2)». Gradle build компилирует модуль lab02 успешно.</w:t>
+        <w:t>Для проверки выполнены команды из каталога 03TechnologiesOfProgramming. Ниже приведён наблюдаемый фрагмент результата запуска; для лабораторной №2 он получен непосредственно при выполнении указанной команды.</w:t>
+      </w:r>
+    </w:p>
+    <w:tbl>
+      <w:tblPr>
+        <w:tblW w:type="auto" w:w="0"/>
+        <w:tblLayout w:type="autofit"/>
+        <w:tblLook w:firstColumn="1" w:firstRow="1" w:lastColumn="0" w:lastRow="0" w:noHBand="0" w:noVBand="1" w:val="04A0"/>
+      </w:tblPr>
+      <w:tblGrid>
+        <w:gridCol w:w="9746"/>
+      </w:tblGrid>
+      <w:tr>
+        <w:tc>
+          <w:tcPr>
+            <w:tcW w:type="dxa" w:w="9746"/>
+            <w:shd w:fill="F1F3F5"/>
+          </w:tcPr>
+          <w:p>
+            <w:pPr>
+              <w:spacing w:after="0" w:line="240" w:lineRule="auto"/>
+            </w:pPr>
+            <w:r>
+              <w:rPr>
+                <w:rFonts w:ascii="Courier New" w:hAnsi="Courier New"/>
+                <w:sz w:val="16"/>
+              </w:rPr>
+              <w:t>$ ./gradlew :lab02:run</w:t>
+            </w:r>
+          </w:p>
+          <w:p>
+            <w:pPr>
+              <w:spacing w:after="0" w:line="240" w:lineRule="auto"/>
+            </w:pPr>
+            <w:r>
+              <w:rPr>
+                <w:rFonts w:ascii="Courier New" w:hAnsi="Courier New"/>
+                <w:sz w:val="16"/>
+              </w:rPr>
+              <w:t>Лучник: жив=true, HP=40.0, позиция=(4, 3)</w:t>
+            </w:r>
+          </w:p>
+          <w:p>
+            <w:pPr>
+              <w:spacing w:after="0" w:line="240" w:lineRule="auto"/>
+            </w:pPr>
+            <w:r>
+              <w:rPr>
+                <w:rFonts w:ascii="Courier New" w:hAnsi="Courier New"/>
+                <w:sz w:val="16"/>
+              </w:rPr>
+              <w:t>Северная крепость: построена=true</w:t>
+            </w:r>
+          </w:p>
+          <w:p>
+            <w:pPr>
+              <w:spacing w:after="0" w:line="240" w:lineRule="auto"/>
+            </w:pPr>
+            <w:r>
+              <w:rPr>
+                <w:rFonts w:ascii="Courier New" w:hAnsi="Courier New"/>
+                <w:sz w:val="16"/>
+              </w:rPr>
+              <w:t>Дом на колёсах: позиция=(1, 2)</w:t>
+            </w:r>
+          </w:p>
+          <w:p>
+            <w:pPr>
+              <w:spacing w:after="0" w:line="240" w:lineRule="auto"/>
+            </w:pPr>
+            <w:r>
+              <w:rPr>
+                <w:rFonts w:ascii="Courier New" w:hAnsi="Courier New"/>
+                <w:sz w:val="16"/>
+              </w:rPr>
+              <w:t>$ ./gradlew build</w:t>
+            </w:r>
+          </w:p>
+          <w:p>
+            <w:pPr>
+              <w:spacing w:after="0" w:line="240" w:lineRule="auto"/>
+            </w:pPr>
+            <w:r>
+              <w:rPr>
+                <w:rFonts w:ascii="Courier New" w:hAnsi="Courier New"/>
+                <w:sz w:val="16"/>
+              </w:rPr>
+              <w:t>BUILD SUCCESSFUL</w:t>
+            </w:r>
+          </w:p>
+        </w:tc>
+      </w:tr>
+    </w:tbl>
+    <w:p>
+      <w:pPr>
+        <w:pStyle w:val="Heading2"/>
+      </w:pPr>
+      <w:r>
+        <w:t>Анализ результата</w:t>
+      </w:r>
+    </w:p>
+    <w:p>
+      <w:r>
+        <w:t>Результат подтверждает работу трёх отдельных правил: атака крепости уменьшает здоровье цели на 30, объект с интерфейсом Moveable меняет координаты, а состояние построек отображается независимо от состояния юнитов. Общие свойства вынесены в базовые классы, а отдельные возможности представлены интерфейсами.</w:t>
       </w:r>
     </w:p>
     <w:p>
@@ -151,12 +304,1213 @@
     </w:p>
     <w:p>
       <w:r>
-        <w:t>ООП-модель отделяет общее состояние и контракты от поведения конкретных игровых сущностей, что упрощает добавление новых типов объектов.</w:t>
+        <w:t>Иерархия игровых объектов реализована в Kotlin. Наследование повторно использует общие данные, инкапсуляция защищает состояние, а интерфейсы задают атакуемые и перемещаемые объекты без привязки к одному классу.</w:t>
       </w:r>
     </w:p>
+    <w:p>
+      <w:pPr>
+        <w:pStyle w:val="Heading2"/>
+      </w:pPr>
+      <w:r>
+        <w:t>Источник задания</w:t>
+      </w:r>
+    </w:p>
+    <w:p>
+      <w:r>
+        <w:t>https://github.com/Glasov/tp/blob/master/labs/laba2/laba2.md</w:t>
+      </w:r>
+    </w:p>
+    <w:p>
+      <w:r>
+        <w:br w:type="page"/>
+      </w:r>
+    </w:p>
+    <w:p>
+      <w:pPr>
+        <w:pStyle w:val="Heading1"/>
+      </w:pPr>
+      <w:r>
+        <w:t>Приложение. Исходный код Main.kt</w:t>
+      </w:r>
+    </w:p>
+    <w:p>
+      <w:r>
+        <w:t>Листинг приведён по файлу lab02/src/main/kotlin/lab02/Main.kt из состава лабораторной работы.</w:t>
+      </w:r>
+    </w:p>
+    <w:tbl>
+      <w:tblPr>
+        <w:tblW w:type="auto" w:w="0"/>
+        <w:tblLayout w:type="autofit"/>
+        <w:tblLook w:firstColumn="1" w:firstRow="1" w:lastColumn="0" w:lastRow="0" w:noHBand="0" w:noVBand="1" w:val="04A0"/>
+      </w:tblPr>
+      <w:tblGrid>
+        <w:gridCol w:w="9746"/>
+      </w:tblGrid>
+      <w:tr>
+        <w:tc>
+          <w:tcPr>
+            <w:tcW w:type="dxa" w:w="9746"/>
+            <w:shd w:fill="F1F3F5"/>
+          </w:tcPr>
+          <w:p>
+            <w:pPr>
+              <w:spacing w:after="0" w:line="240" w:lineRule="auto"/>
+            </w:pPr>
+            <w:r>
+              <w:rPr>
+                <w:rFonts w:ascii="Courier New" w:hAnsi="Courier New"/>
+                <w:sz w:val="16"/>
+              </w:rPr>
+              <w:t>001  package lab02</w:t>
+            </w:r>
+          </w:p>
+          <w:p>
+            <w:pPr>
+              <w:spacing w:after="0" w:line="240" w:lineRule="auto"/>
+            </w:pPr>
+            <w:r>
+              <w:rPr>
+                <w:rFonts w:ascii="Courier New" w:hAnsi="Courier New"/>
+                <w:sz w:val="16"/>
+              </w:rPr>
+              <w:t xml:space="preserve">002  </w:t>
+            </w:r>
+          </w:p>
+          <w:p>
+            <w:pPr>
+              <w:spacing w:after="0" w:line="240" w:lineRule="auto"/>
+            </w:pPr>
+            <w:r>
+              <w:rPr>
+                <w:rFonts w:ascii="Courier New" w:hAnsi="Courier New"/>
+                <w:sz w:val="16"/>
+              </w:rPr>
+              <w:t>003  abstract class GameObject(</w:t>
+            </w:r>
+          </w:p>
+          <w:p>
+            <w:pPr>
+              <w:spacing w:after="0" w:line="240" w:lineRule="auto"/>
+            </w:pPr>
+            <w:r>
+              <w:rPr>
+                <w:rFonts w:ascii="Courier New" w:hAnsi="Courier New"/>
+                <w:sz w:val="16"/>
+              </w:rPr>
+              <w:t>004      val id: Int,</w:t>
+            </w:r>
+          </w:p>
+          <w:p>
+            <w:pPr>
+              <w:spacing w:after="0" w:line="240" w:lineRule="auto"/>
+            </w:pPr>
+            <w:r>
+              <w:rPr>
+                <w:rFonts w:ascii="Courier New" w:hAnsi="Courier New"/>
+                <w:sz w:val="16"/>
+              </w:rPr>
+              <w:t>005      val name: String,</w:t>
+            </w:r>
+          </w:p>
+          <w:p>
+            <w:pPr>
+              <w:spacing w:after="0" w:line="240" w:lineRule="auto"/>
+            </w:pPr>
+            <w:r>
+              <w:rPr>
+                <w:rFonts w:ascii="Courier New" w:hAnsi="Courier New"/>
+                <w:sz w:val="16"/>
+              </w:rPr>
+              <w:t>006      x: Int,</w:t>
+            </w:r>
+          </w:p>
+          <w:p>
+            <w:pPr>
+              <w:spacing w:after="0" w:line="240" w:lineRule="auto"/>
+            </w:pPr>
+            <w:r>
+              <w:rPr>
+                <w:rFonts w:ascii="Courier New" w:hAnsi="Courier New"/>
+                <w:sz w:val="16"/>
+              </w:rPr>
+              <w:t>007      y: Int,</w:t>
+            </w:r>
+          </w:p>
+          <w:p>
+            <w:pPr>
+              <w:spacing w:after="0" w:line="240" w:lineRule="auto"/>
+            </w:pPr>
+            <w:r>
+              <w:rPr>
+                <w:rFonts w:ascii="Courier New" w:hAnsi="Courier New"/>
+                <w:sz w:val="16"/>
+              </w:rPr>
+              <w:t>008  ) {</w:t>
+            </w:r>
+          </w:p>
+          <w:p>
+            <w:pPr>
+              <w:spacing w:after="0" w:line="240" w:lineRule="auto"/>
+            </w:pPr>
+            <w:r>
+              <w:rPr>
+                <w:rFonts w:ascii="Courier New" w:hAnsi="Courier New"/>
+                <w:sz w:val="16"/>
+              </w:rPr>
+              <w:t>009      var x: Int = x</w:t>
+            </w:r>
+          </w:p>
+          <w:p>
+            <w:pPr>
+              <w:spacing w:after="0" w:line="240" w:lineRule="auto"/>
+            </w:pPr>
+            <w:r>
+              <w:rPr>
+                <w:rFonts w:ascii="Courier New" w:hAnsi="Courier New"/>
+                <w:sz w:val="16"/>
+              </w:rPr>
+              <w:t>010          protected set</w:t>
+            </w:r>
+          </w:p>
+          <w:p>
+            <w:pPr>
+              <w:spacing w:after="0" w:line="240" w:lineRule="auto"/>
+            </w:pPr>
+            <w:r>
+              <w:rPr>
+                <w:rFonts w:ascii="Courier New" w:hAnsi="Courier New"/>
+                <w:sz w:val="16"/>
+              </w:rPr>
+              <w:t>011      var y: Int = y</w:t>
+            </w:r>
+          </w:p>
+          <w:p>
+            <w:pPr>
+              <w:spacing w:after="0" w:line="240" w:lineRule="auto"/>
+            </w:pPr>
+            <w:r>
+              <w:rPr>
+                <w:rFonts w:ascii="Courier New" w:hAnsi="Courier New"/>
+                <w:sz w:val="16"/>
+              </w:rPr>
+              <w:t>012          protected set</w:t>
+            </w:r>
+          </w:p>
+          <w:p>
+            <w:pPr>
+              <w:spacing w:after="0" w:line="240" w:lineRule="auto"/>
+            </w:pPr>
+            <w:r>
+              <w:rPr>
+                <w:rFonts w:ascii="Courier New" w:hAnsi="Courier New"/>
+                <w:sz w:val="16"/>
+              </w:rPr>
+              <w:t>013  }</w:t>
+            </w:r>
+          </w:p>
+          <w:p>
+            <w:pPr>
+              <w:spacing w:after="0" w:line="240" w:lineRule="auto"/>
+            </w:pPr>
+            <w:r>
+              <w:rPr>
+                <w:rFonts w:ascii="Courier New" w:hAnsi="Courier New"/>
+                <w:sz w:val="16"/>
+              </w:rPr>
+              <w:t xml:space="preserve">014  </w:t>
+            </w:r>
+          </w:p>
+          <w:p>
+            <w:pPr>
+              <w:spacing w:after="0" w:line="240" w:lineRule="auto"/>
+            </w:pPr>
+            <w:r>
+              <w:rPr>
+                <w:rFonts w:ascii="Courier New" w:hAnsi="Courier New"/>
+                <w:sz w:val="16"/>
+              </w:rPr>
+              <w:t>015  interface Attacker {</w:t>
+            </w:r>
+          </w:p>
+          <w:p>
+            <w:pPr>
+              <w:spacing w:after="0" w:line="240" w:lineRule="auto"/>
+            </w:pPr>
+            <w:r>
+              <w:rPr>
+                <w:rFonts w:ascii="Courier New" w:hAnsi="Courier New"/>
+                <w:sz w:val="16"/>
+              </w:rPr>
+              <w:t>016      fun attack(target: Unit)</w:t>
+            </w:r>
+          </w:p>
+          <w:p>
+            <w:pPr>
+              <w:spacing w:after="0" w:line="240" w:lineRule="auto"/>
+            </w:pPr>
+            <w:r>
+              <w:rPr>
+                <w:rFonts w:ascii="Courier New" w:hAnsi="Courier New"/>
+                <w:sz w:val="16"/>
+              </w:rPr>
+              <w:t>017  }</w:t>
+            </w:r>
+          </w:p>
+          <w:p>
+            <w:pPr>
+              <w:spacing w:after="0" w:line="240" w:lineRule="auto"/>
+            </w:pPr>
+            <w:r>
+              <w:rPr>
+                <w:rFonts w:ascii="Courier New" w:hAnsi="Courier New"/>
+                <w:sz w:val="16"/>
+              </w:rPr>
+              <w:t xml:space="preserve">018  </w:t>
+            </w:r>
+          </w:p>
+          <w:p>
+            <w:pPr>
+              <w:spacing w:after="0" w:line="240" w:lineRule="auto"/>
+            </w:pPr>
+            <w:r>
+              <w:rPr>
+                <w:rFonts w:ascii="Courier New" w:hAnsi="Courier New"/>
+                <w:sz w:val="16"/>
+              </w:rPr>
+              <w:t>019  interface Moveable {</w:t>
+            </w:r>
+          </w:p>
+          <w:p>
+            <w:pPr>
+              <w:spacing w:after="0" w:line="240" w:lineRule="auto"/>
+            </w:pPr>
+            <w:r>
+              <w:rPr>
+                <w:rFonts w:ascii="Courier New" w:hAnsi="Courier New"/>
+                <w:sz w:val="16"/>
+              </w:rPr>
+              <w:t>020      fun moveTo(x: Int, y: Int)</w:t>
+            </w:r>
+          </w:p>
+          <w:p>
+            <w:pPr>
+              <w:spacing w:after="0" w:line="240" w:lineRule="auto"/>
+            </w:pPr>
+            <w:r>
+              <w:rPr>
+                <w:rFonts w:ascii="Courier New" w:hAnsi="Courier New"/>
+                <w:sz w:val="16"/>
+              </w:rPr>
+              <w:t>021  }</w:t>
+            </w:r>
+          </w:p>
+          <w:p>
+            <w:pPr>
+              <w:spacing w:after="0" w:line="240" w:lineRule="auto"/>
+            </w:pPr>
+            <w:r>
+              <w:rPr>
+                <w:rFonts w:ascii="Courier New" w:hAnsi="Courier New"/>
+                <w:sz w:val="16"/>
+              </w:rPr>
+              <w:t xml:space="preserve">022  </w:t>
+            </w:r>
+          </w:p>
+          <w:p>
+            <w:pPr>
+              <w:spacing w:after="0" w:line="240" w:lineRule="auto"/>
+            </w:pPr>
+            <w:r>
+              <w:rPr>
+                <w:rFonts w:ascii="Courier New" w:hAnsi="Courier New"/>
+                <w:sz w:val="16"/>
+              </w:rPr>
+              <w:t>023  abstract class Unit(</w:t>
+            </w:r>
+          </w:p>
+          <w:p>
+            <w:pPr>
+              <w:spacing w:after="0" w:line="240" w:lineRule="auto"/>
+            </w:pPr>
+            <w:r>
+              <w:rPr>
+                <w:rFonts w:ascii="Courier New" w:hAnsi="Courier New"/>
+                <w:sz w:val="16"/>
+              </w:rPr>
+              <w:t>024      id: Int,</w:t>
+            </w:r>
+          </w:p>
+          <w:p>
+            <w:pPr>
+              <w:spacing w:after="0" w:line="240" w:lineRule="auto"/>
+            </w:pPr>
+            <w:r>
+              <w:rPr>
+                <w:rFonts w:ascii="Courier New" w:hAnsi="Courier New"/>
+                <w:sz w:val="16"/>
+              </w:rPr>
+              <w:t>025      name: String,</w:t>
+            </w:r>
+          </w:p>
+          <w:p>
+            <w:pPr>
+              <w:spacing w:after="0" w:line="240" w:lineRule="auto"/>
+            </w:pPr>
+            <w:r>
+              <w:rPr>
+                <w:rFonts w:ascii="Courier New" w:hAnsi="Courier New"/>
+                <w:sz w:val="16"/>
+              </w:rPr>
+              <w:t>026      x: Int,</w:t>
+            </w:r>
+          </w:p>
+          <w:p>
+            <w:pPr>
+              <w:spacing w:after="0" w:line="240" w:lineRule="auto"/>
+            </w:pPr>
+            <w:r>
+              <w:rPr>
+                <w:rFonts w:ascii="Courier New" w:hAnsi="Courier New"/>
+                <w:sz w:val="16"/>
+              </w:rPr>
+              <w:t>027      y: Int,</w:t>
+            </w:r>
+          </w:p>
+          <w:p>
+            <w:pPr>
+              <w:spacing w:after="0" w:line="240" w:lineRule="auto"/>
+            </w:pPr>
+            <w:r>
+              <w:rPr>
+                <w:rFonts w:ascii="Courier New" w:hAnsi="Courier New"/>
+                <w:sz w:val="16"/>
+              </w:rPr>
+              <w:t>028      initialHp: Double,</w:t>
+            </w:r>
+          </w:p>
+          <w:p>
+            <w:pPr>
+              <w:spacing w:after="0" w:line="240" w:lineRule="auto"/>
+            </w:pPr>
+            <w:r>
+              <w:rPr>
+                <w:rFonts w:ascii="Courier New" w:hAnsi="Courier New"/>
+                <w:sz w:val="16"/>
+              </w:rPr>
+              <w:t>029  ) : GameObject(id, name, x, y) {</w:t>
+            </w:r>
+          </w:p>
+          <w:p>
+            <w:pPr>
+              <w:spacing w:after="0" w:line="240" w:lineRule="auto"/>
+            </w:pPr>
+            <w:r>
+              <w:rPr>
+                <w:rFonts w:ascii="Courier New" w:hAnsi="Courier New"/>
+                <w:sz w:val="16"/>
+              </w:rPr>
+              <w:t>030      var hp: Double = initialHp</w:t>
+            </w:r>
+          </w:p>
+          <w:p>
+            <w:pPr>
+              <w:spacing w:after="0" w:line="240" w:lineRule="auto"/>
+            </w:pPr>
+            <w:r>
+              <w:rPr>
+                <w:rFonts w:ascii="Courier New" w:hAnsi="Courier New"/>
+                <w:sz w:val="16"/>
+              </w:rPr>
+              <w:t>031          private set</w:t>
+            </w:r>
+          </w:p>
+          <w:p>
+            <w:pPr>
+              <w:spacing w:after="0" w:line="240" w:lineRule="auto"/>
+            </w:pPr>
+            <w:r>
+              <w:rPr>
+                <w:rFonts w:ascii="Courier New" w:hAnsi="Courier New"/>
+                <w:sz w:val="16"/>
+              </w:rPr>
+              <w:t xml:space="preserve">032  </w:t>
+            </w:r>
+          </w:p>
+          <w:p>
+            <w:pPr>
+              <w:spacing w:after="0" w:line="240" w:lineRule="auto"/>
+            </w:pPr>
+            <w:r>
+              <w:rPr>
+                <w:rFonts w:ascii="Courier New" w:hAnsi="Courier New"/>
+                <w:sz w:val="16"/>
+              </w:rPr>
+              <w:t>033      init {</w:t>
+            </w:r>
+          </w:p>
+          <w:p>
+            <w:pPr>
+              <w:spacing w:after="0" w:line="240" w:lineRule="auto"/>
+            </w:pPr>
+            <w:r>
+              <w:rPr>
+                <w:rFonts w:ascii="Courier New" w:hAnsi="Courier New"/>
+                <w:sz w:val="16"/>
+              </w:rPr>
+              <w:t>034          require(initialHp &gt; 0.0) { "Здоровье юнита должно быть положительным" }</w:t>
+            </w:r>
+          </w:p>
+          <w:p>
+            <w:pPr>
+              <w:spacing w:after="0" w:line="240" w:lineRule="auto"/>
+            </w:pPr>
+            <w:r>
+              <w:rPr>
+                <w:rFonts w:ascii="Courier New" w:hAnsi="Courier New"/>
+                <w:sz w:val="16"/>
+              </w:rPr>
+              <w:t>035      }</w:t>
+            </w:r>
+          </w:p>
+          <w:p>
+            <w:pPr>
+              <w:spacing w:after="0" w:line="240" w:lineRule="auto"/>
+            </w:pPr>
+            <w:r>
+              <w:rPr>
+                <w:rFonts w:ascii="Courier New" w:hAnsi="Courier New"/>
+                <w:sz w:val="16"/>
+              </w:rPr>
+              <w:t xml:space="preserve">036  </w:t>
+            </w:r>
+          </w:p>
+          <w:p>
+            <w:pPr>
+              <w:spacing w:after="0" w:line="240" w:lineRule="auto"/>
+            </w:pPr>
+            <w:r>
+              <w:rPr>
+                <w:rFonts w:ascii="Courier New" w:hAnsi="Courier New"/>
+                <w:sz w:val="16"/>
+              </w:rPr>
+              <w:t>037      fun isAlive(): Boolean = hp &gt; 0.0</w:t>
+            </w:r>
+          </w:p>
+          <w:p>
+            <w:pPr>
+              <w:spacing w:after="0" w:line="240" w:lineRule="auto"/>
+            </w:pPr>
+            <w:r>
+              <w:rPr>
+                <w:rFonts w:ascii="Courier New" w:hAnsi="Courier New"/>
+                <w:sz w:val="16"/>
+              </w:rPr>
+              <w:t xml:space="preserve">038  </w:t>
+            </w:r>
+          </w:p>
+          <w:p>
+            <w:pPr>
+              <w:spacing w:after="0" w:line="240" w:lineRule="auto"/>
+            </w:pPr>
+            <w:r>
+              <w:rPr>
+                <w:rFonts w:ascii="Courier New" w:hAnsi="Courier New"/>
+                <w:sz w:val="16"/>
+              </w:rPr>
+              <w:t>039      fun receiveDamage(damage: Double) {</w:t>
+            </w:r>
+          </w:p>
+          <w:p>
+            <w:pPr>
+              <w:spacing w:after="0" w:line="240" w:lineRule="auto"/>
+            </w:pPr>
+            <w:r>
+              <w:rPr>
+                <w:rFonts w:ascii="Courier New" w:hAnsi="Courier New"/>
+                <w:sz w:val="16"/>
+              </w:rPr>
+              <w:t>040          require(damage &gt;= 0.0) { "Урон не может быть отрицательным" }</w:t>
+            </w:r>
+          </w:p>
+          <w:p>
+            <w:pPr>
+              <w:spacing w:after="0" w:line="240" w:lineRule="auto"/>
+            </w:pPr>
+            <w:r>
+              <w:rPr>
+                <w:rFonts w:ascii="Courier New" w:hAnsi="Courier New"/>
+                <w:sz w:val="16"/>
+              </w:rPr>
+              <w:t>041          hp = (hp - damage).coerceAtLeast(0.0)</w:t>
+            </w:r>
+          </w:p>
+          <w:p>
+            <w:pPr>
+              <w:spacing w:after="0" w:line="240" w:lineRule="auto"/>
+            </w:pPr>
+            <w:r>
+              <w:rPr>
+                <w:rFonts w:ascii="Courier New" w:hAnsi="Courier New"/>
+                <w:sz w:val="16"/>
+              </w:rPr>
+              <w:t>042      }</w:t>
+            </w:r>
+          </w:p>
+          <w:p>
+            <w:pPr>
+              <w:spacing w:after="0" w:line="240" w:lineRule="auto"/>
+            </w:pPr>
+            <w:r>
+              <w:rPr>
+                <w:rFonts w:ascii="Courier New" w:hAnsi="Courier New"/>
+                <w:sz w:val="16"/>
+              </w:rPr>
+              <w:t>043  }</w:t>
+            </w:r>
+          </w:p>
+          <w:p>
+            <w:pPr>
+              <w:spacing w:after="0" w:line="240" w:lineRule="auto"/>
+            </w:pPr>
+            <w:r>
+              <w:rPr>
+                <w:rFonts w:ascii="Courier New" w:hAnsi="Courier New"/>
+                <w:sz w:val="16"/>
+              </w:rPr>
+              <w:t xml:space="preserve">044  </w:t>
+            </w:r>
+          </w:p>
+          <w:p>
+            <w:pPr>
+              <w:spacing w:after="0" w:line="240" w:lineRule="auto"/>
+            </w:pPr>
+            <w:r>
+              <w:rPr>
+                <w:rFonts w:ascii="Courier New" w:hAnsi="Courier New"/>
+                <w:sz w:val="16"/>
+              </w:rPr>
+              <w:t>045  class Archer(id: Int, name: String, x: Int, y: Int) : Unit(id, name, x, y, initialHp = 70.0), Attacker, Moveable {</w:t>
+            </w:r>
+          </w:p>
+          <w:p>
+            <w:pPr>
+              <w:spacing w:after="0" w:line="240" w:lineRule="auto"/>
+            </w:pPr>
+            <w:r>
+              <w:rPr>
+                <w:rFonts w:ascii="Courier New" w:hAnsi="Courier New"/>
+                <w:sz w:val="16"/>
+              </w:rPr>
+              <w:t>046      override fun attack(target: Unit) {</w:t>
+            </w:r>
+          </w:p>
+          <w:p>
+            <w:pPr>
+              <w:spacing w:after="0" w:line="240" w:lineRule="auto"/>
+            </w:pPr>
+            <w:r>
+              <w:rPr>
+                <w:rFonts w:ascii="Courier New" w:hAnsi="Courier New"/>
+                <w:sz w:val="16"/>
+              </w:rPr>
+              <w:t>047          check(isAlive()) { "Мёртвый лучник не может атаковать" }</w:t>
+            </w:r>
+          </w:p>
+          <w:p>
+            <w:pPr>
+              <w:spacing w:after="0" w:line="240" w:lineRule="auto"/>
+            </w:pPr>
+            <w:r>
+              <w:rPr>
+                <w:rFonts w:ascii="Courier New" w:hAnsi="Courier New"/>
+                <w:sz w:val="16"/>
+              </w:rPr>
+              <w:t>048          target.receiveDamage(18.0)</w:t>
+            </w:r>
+          </w:p>
+          <w:p>
+            <w:pPr>
+              <w:spacing w:after="0" w:line="240" w:lineRule="auto"/>
+            </w:pPr>
+            <w:r>
+              <w:rPr>
+                <w:rFonts w:ascii="Courier New" w:hAnsi="Courier New"/>
+                <w:sz w:val="16"/>
+              </w:rPr>
+              <w:t>049      }</w:t>
+            </w:r>
+          </w:p>
+          <w:p>
+            <w:pPr>
+              <w:spacing w:after="0" w:line="240" w:lineRule="auto"/>
+            </w:pPr>
+            <w:r>
+              <w:rPr>
+                <w:rFonts w:ascii="Courier New" w:hAnsi="Courier New"/>
+                <w:sz w:val="16"/>
+              </w:rPr>
+              <w:t xml:space="preserve">050  </w:t>
+            </w:r>
+          </w:p>
+          <w:p>
+            <w:pPr>
+              <w:spacing w:after="0" w:line="240" w:lineRule="auto"/>
+            </w:pPr>
+            <w:r>
+              <w:rPr>
+                <w:rFonts w:ascii="Courier New" w:hAnsi="Courier New"/>
+                <w:sz w:val="16"/>
+              </w:rPr>
+              <w:t>051      override fun moveTo(x: Int, y: Int) {</w:t>
+            </w:r>
+          </w:p>
+          <w:p>
+            <w:pPr>
+              <w:spacing w:after="0" w:line="240" w:lineRule="auto"/>
+            </w:pPr>
+            <w:r>
+              <w:rPr>
+                <w:rFonts w:ascii="Courier New" w:hAnsi="Courier New"/>
+                <w:sz w:val="16"/>
+              </w:rPr>
+              <w:t>052          check(isAlive()) { "Мёртвый юнит не может перемещаться" }</w:t>
+            </w:r>
+          </w:p>
+          <w:p>
+            <w:pPr>
+              <w:spacing w:after="0" w:line="240" w:lineRule="auto"/>
+            </w:pPr>
+            <w:r>
+              <w:rPr>
+                <w:rFonts w:ascii="Courier New" w:hAnsi="Courier New"/>
+                <w:sz w:val="16"/>
+              </w:rPr>
+              <w:t>053          this.x = x</w:t>
+            </w:r>
+          </w:p>
+          <w:p>
+            <w:pPr>
+              <w:spacing w:after="0" w:line="240" w:lineRule="auto"/>
+            </w:pPr>
+            <w:r>
+              <w:rPr>
+                <w:rFonts w:ascii="Courier New" w:hAnsi="Courier New"/>
+                <w:sz w:val="16"/>
+              </w:rPr>
+              <w:t>054          this.y = y</w:t>
+            </w:r>
+          </w:p>
+          <w:p>
+            <w:pPr>
+              <w:spacing w:after="0" w:line="240" w:lineRule="auto"/>
+            </w:pPr>
+            <w:r>
+              <w:rPr>
+                <w:rFonts w:ascii="Courier New" w:hAnsi="Courier New"/>
+                <w:sz w:val="16"/>
+              </w:rPr>
+              <w:t>055      }</w:t>
+            </w:r>
+          </w:p>
+          <w:p>
+            <w:pPr>
+              <w:spacing w:after="0" w:line="240" w:lineRule="auto"/>
+            </w:pPr>
+            <w:r>
+              <w:rPr>
+                <w:rFonts w:ascii="Courier New" w:hAnsi="Courier New"/>
+                <w:sz w:val="16"/>
+              </w:rPr>
+              <w:t>056  }</w:t>
+            </w:r>
+          </w:p>
+          <w:p>
+            <w:pPr>
+              <w:spacing w:after="0" w:line="240" w:lineRule="auto"/>
+            </w:pPr>
+            <w:r>
+              <w:rPr>
+                <w:rFonts w:ascii="Courier New" w:hAnsi="Courier New"/>
+                <w:sz w:val="16"/>
+              </w:rPr>
+              <w:t xml:space="preserve">057  </w:t>
+            </w:r>
+          </w:p>
+          <w:p>
+            <w:pPr>
+              <w:spacing w:after="0" w:line="240" w:lineRule="auto"/>
+            </w:pPr>
+            <w:r>
+              <w:rPr>
+                <w:rFonts w:ascii="Courier New" w:hAnsi="Courier New"/>
+                <w:sz w:val="16"/>
+              </w:rPr>
+              <w:t>058  abstract class Building(id: Int, name: String, x: Int, y: Int) : GameObject(id, name, x, y) {</w:t>
+            </w:r>
+          </w:p>
+          <w:p>
+            <w:pPr>
+              <w:spacing w:after="0" w:line="240" w:lineRule="auto"/>
+            </w:pPr>
+            <w:r>
+              <w:rPr>
+                <w:rFonts w:ascii="Courier New" w:hAnsi="Courier New"/>
+                <w:sz w:val="16"/>
+              </w:rPr>
+              <w:t>059      var isBuilt: Boolean = false</w:t>
+            </w:r>
+          </w:p>
+          <w:p>
+            <w:pPr>
+              <w:spacing w:after="0" w:line="240" w:lineRule="auto"/>
+            </w:pPr>
+            <w:r>
+              <w:rPr>
+                <w:rFonts w:ascii="Courier New" w:hAnsi="Courier New"/>
+                <w:sz w:val="16"/>
+              </w:rPr>
+              <w:t>060          private set</w:t>
+            </w:r>
+          </w:p>
+          <w:p>
+            <w:pPr>
+              <w:spacing w:after="0" w:line="240" w:lineRule="auto"/>
+            </w:pPr>
+            <w:r>
+              <w:rPr>
+                <w:rFonts w:ascii="Courier New" w:hAnsi="Courier New"/>
+                <w:sz w:val="16"/>
+              </w:rPr>
+              <w:t xml:space="preserve">061  </w:t>
+            </w:r>
+          </w:p>
+          <w:p>
+            <w:pPr>
+              <w:spacing w:after="0" w:line="240" w:lineRule="auto"/>
+            </w:pPr>
+            <w:r>
+              <w:rPr>
+                <w:rFonts w:ascii="Courier New" w:hAnsi="Courier New"/>
+                <w:sz w:val="16"/>
+              </w:rPr>
+              <w:t>062      fun completeConstruction() {</w:t>
+            </w:r>
+          </w:p>
+          <w:p>
+            <w:pPr>
+              <w:spacing w:after="0" w:line="240" w:lineRule="auto"/>
+            </w:pPr>
+            <w:r>
+              <w:rPr>
+                <w:rFonts w:ascii="Courier New" w:hAnsi="Courier New"/>
+                <w:sz w:val="16"/>
+              </w:rPr>
+              <w:t>063          isBuilt = true</w:t>
+            </w:r>
+          </w:p>
+          <w:p>
+            <w:pPr>
+              <w:spacing w:after="0" w:line="240" w:lineRule="auto"/>
+            </w:pPr>
+            <w:r>
+              <w:rPr>
+                <w:rFonts w:ascii="Courier New" w:hAnsi="Courier New"/>
+                <w:sz w:val="16"/>
+              </w:rPr>
+              <w:t>064      }</w:t>
+            </w:r>
+          </w:p>
+          <w:p>
+            <w:pPr>
+              <w:spacing w:after="0" w:line="240" w:lineRule="auto"/>
+            </w:pPr>
+            <w:r>
+              <w:rPr>
+                <w:rFonts w:ascii="Courier New" w:hAnsi="Courier New"/>
+                <w:sz w:val="16"/>
+              </w:rPr>
+              <w:t>065  }</w:t>
+            </w:r>
+          </w:p>
+          <w:p>
+            <w:pPr>
+              <w:spacing w:after="0" w:line="240" w:lineRule="auto"/>
+            </w:pPr>
+            <w:r>
+              <w:rPr>
+                <w:rFonts w:ascii="Courier New" w:hAnsi="Courier New"/>
+                <w:sz w:val="16"/>
+              </w:rPr>
+              <w:t xml:space="preserve">066  </w:t>
+            </w:r>
+          </w:p>
+          <w:p>
+            <w:pPr>
+              <w:spacing w:after="0" w:line="240" w:lineRule="auto"/>
+            </w:pPr>
+            <w:r>
+              <w:rPr>
+                <w:rFonts w:ascii="Courier New" w:hAnsi="Courier New"/>
+                <w:sz w:val="16"/>
+              </w:rPr>
+              <w:t>067  class Fort(id: Int, name: String, x: Int, y: Int) : Building(id, name, x, y), Attacker {</w:t>
+            </w:r>
+          </w:p>
+          <w:p>
+            <w:pPr>
+              <w:spacing w:after="0" w:line="240" w:lineRule="auto"/>
+            </w:pPr>
+            <w:r>
+              <w:rPr>
+                <w:rFonts w:ascii="Courier New" w:hAnsi="Courier New"/>
+                <w:sz w:val="16"/>
+              </w:rPr>
+              <w:t>068      override fun attack(target: Unit) {</w:t>
+            </w:r>
+          </w:p>
+          <w:p>
+            <w:pPr>
+              <w:spacing w:after="0" w:line="240" w:lineRule="auto"/>
+            </w:pPr>
+            <w:r>
+              <w:rPr>
+                <w:rFonts w:ascii="Courier New" w:hAnsi="Courier New"/>
+                <w:sz w:val="16"/>
+              </w:rPr>
+              <w:t>069          check(isBuilt) { "Крепость ещё не построена" }</w:t>
+            </w:r>
+          </w:p>
+          <w:p>
+            <w:pPr>
+              <w:spacing w:after="0" w:line="240" w:lineRule="auto"/>
+            </w:pPr>
+            <w:r>
+              <w:rPr>
+                <w:rFonts w:ascii="Courier New" w:hAnsi="Courier New"/>
+                <w:sz w:val="16"/>
+              </w:rPr>
+              <w:t>070          target.receiveDamage(30.0)</w:t>
+            </w:r>
+          </w:p>
+          <w:p>
+            <w:pPr>
+              <w:spacing w:after="0" w:line="240" w:lineRule="auto"/>
+            </w:pPr>
+            <w:r>
+              <w:rPr>
+                <w:rFonts w:ascii="Courier New" w:hAnsi="Courier New"/>
+                <w:sz w:val="16"/>
+              </w:rPr>
+              <w:t>071      }</w:t>
+            </w:r>
+          </w:p>
+          <w:p>
+            <w:pPr>
+              <w:spacing w:after="0" w:line="240" w:lineRule="auto"/>
+            </w:pPr>
+            <w:r>
+              <w:rPr>
+                <w:rFonts w:ascii="Courier New" w:hAnsi="Courier New"/>
+                <w:sz w:val="16"/>
+              </w:rPr>
+              <w:t>072  }</w:t>
+            </w:r>
+          </w:p>
+          <w:p>
+            <w:pPr>
+              <w:spacing w:after="0" w:line="240" w:lineRule="auto"/>
+            </w:pPr>
+            <w:r>
+              <w:rPr>
+                <w:rFonts w:ascii="Courier New" w:hAnsi="Courier New"/>
+                <w:sz w:val="16"/>
+              </w:rPr>
+              <w:t xml:space="preserve">073  </w:t>
+            </w:r>
+          </w:p>
+          <w:p>
+            <w:pPr>
+              <w:spacing w:after="0" w:line="240" w:lineRule="auto"/>
+            </w:pPr>
+            <w:r>
+              <w:rPr>
+                <w:rFonts w:ascii="Courier New" w:hAnsi="Courier New"/>
+                <w:sz w:val="16"/>
+              </w:rPr>
+              <w:t>074  class MobileHouse(id: Int, name: String, x: Int, y: Int) : Building(id, name, x, y), Moveable {</w:t>
+            </w:r>
+          </w:p>
+          <w:p>
+            <w:pPr>
+              <w:spacing w:after="0" w:line="240" w:lineRule="auto"/>
+            </w:pPr>
+            <w:r>
+              <w:rPr>
+                <w:rFonts w:ascii="Courier New" w:hAnsi="Courier New"/>
+                <w:sz w:val="16"/>
+              </w:rPr>
+              <w:t>075      override fun moveTo(x: Int, y: Int) {</w:t>
+            </w:r>
+          </w:p>
+          <w:p>
+            <w:pPr>
+              <w:spacing w:after="0" w:line="240" w:lineRule="auto"/>
+            </w:pPr>
+            <w:r>
+              <w:rPr>
+                <w:rFonts w:ascii="Courier New" w:hAnsi="Courier New"/>
+                <w:sz w:val="16"/>
+              </w:rPr>
+              <w:t>076          check(isBuilt) { "Дом ещё не построен" }</w:t>
+            </w:r>
+          </w:p>
+          <w:p>
+            <w:pPr>
+              <w:spacing w:after="0" w:line="240" w:lineRule="auto"/>
+            </w:pPr>
+            <w:r>
+              <w:rPr>
+                <w:rFonts w:ascii="Courier New" w:hAnsi="Courier New"/>
+                <w:sz w:val="16"/>
+              </w:rPr>
+              <w:t>077          this.x = x</w:t>
+            </w:r>
+          </w:p>
+          <w:p>
+            <w:pPr>
+              <w:spacing w:after="0" w:line="240" w:lineRule="auto"/>
+            </w:pPr>
+            <w:r>
+              <w:rPr>
+                <w:rFonts w:ascii="Courier New" w:hAnsi="Courier New"/>
+                <w:sz w:val="16"/>
+              </w:rPr>
+              <w:t>078          this.y = y</w:t>
+            </w:r>
+          </w:p>
+          <w:p>
+            <w:pPr>
+              <w:spacing w:after="0" w:line="240" w:lineRule="auto"/>
+            </w:pPr>
+            <w:r>
+              <w:rPr>
+                <w:rFonts w:ascii="Courier New" w:hAnsi="Courier New"/>
+                <w:sz w:val="16"/>
+              </w:rPr>
+              <w:t>079      }</w:t>
+            </w:r>
+          </w:p>
+          <w:p>
+            <w:pPr>
+              <w:spacing w:after="0" w:line="240" w:lineRule="auto"/>
+            </w:pPr>
+            <w:r>
+              <w:rPr>
+                <w:rFonts w:ascii="Courier New" w:hAnsi="Courier New"/>
+                <w:sz w:val="16"/>
+              </w:rPr>
+              <w:t>080  }</w:t>
+            </w:r>
+          </w:p>
+          <w:p>
+            <w:pPr>
+              <w:spacing w:after="0" w:line="240" w:lineRule="auto"/>
+            </w:pPr>
+            <w:r>
+              <w:rPr>
+                <w:rFonts w:ascii="Courier New" w:hAnsi="Courier New"/>
+                <w:sz w:val="16"/>
+              </w:rPr>
+              <w:t xml:space="preserve">081  </w:t>
+            </w:r>
+          </w:p>
+          <w:p>
+            <w:pPr>
+              <w:spacing w:after="0" w:line="240" w:lineRule="auto"/>
+            </w:pPr>
+            <w:r>
+              <w:rPr>
+                <w:rFonts w:ascii="Courier New" w:hAnsi="Courier New"/>
+                <w:sz w:val="16"/>
+              </w:rPr>
+              <w:t>082  fun main() {</w:t>
+            </w:r>
+          </w:p>
+          <w:p>
+            <w:pPr>
+              <w:spacing w:after="0" w:line="240" w:lineRule="auto"/>
+            </w:pPr>
+            <w:r>
+              <w:rPr>
+                <w:rFonts w:ascii="Courier New" w:hAnsi="Courier New"/>
+                <w:sz w:val="16"/>
+              </w:rPr>
+              <w:t>083      val archer = Archer(1, "Лучник", 2, 3)</w:t>
+            </w:r>
+          </w:p>
+          <w:p>
+            <w:pPr>
+              <w:spacing w:after="0" w:line="240" w:lineRule="auto"/>
+            </w:pPr>
+            <w:r>
+              <w:rPr>
+                <w:rFonts w:ascii="Courier New" w:hAnsi="Courier New"/>
+                <w:sz w:val="16"/>
+              </w:rPr>
+              <w:t>084      val fort = Fort(2, "Северная крепость", 5, 5).apply { completeConstruction() }</w:t>
+            </w:r>
+          </w:p>
+          <w:p>
+            <w:pPr>
+              <w:spacing w:after="0" w:line="240" w:lineRule="auto"/>
+            </w:pPr>
+            <w:r>
+              <w:rPr>
+                <w:rFonts w:ascii="Courier New" w:hAnsi="Courier New"/>
+                <w:sz w:val="16"/>
+              </w:rPr>
+              <w:t>085      val mobileHouse = MobileHouse(3, "Дом на колёсах", 0, 0).apply {</w:t>
+            </w:r>
+          </w:p>
+          <w:p>
+            <w:pPr>
+              <w:spacing w:after="0" w:line="240" w:lineRule="auto"/>
+            </w:pPr>
+            <w:r>
+              <w:rPr>
+                <w:rFonts w:ascii="Courier New" w:hAnsi="Courier New"/>
+                <w:sz w:val="16"/>
+              </w:rPr>
+              <w:t>086          completeConstruction()</w:t>
+            </w:r>
+          </w:p>
+          <w:p>
+            <w:pPr>
+              <w:spacing w:after="0" w:line="240" w:lineRule="auto"/>
+            </w:pPr>
+            <w:r>
+              <w:rPr>
+                <w:rFonts w:ascii="Courier New" w:hAnsi="Courier New"/>
+                <w:sz w:val="16"/>
+              </w:rPr>
+              <w:t>087          moveTo(1, 2)</w:t>
+            </w:r>
+          </w:p>
+          <w:p>
+            <w:pPr>
+              <w:spacing w:after="0" w:line="240" w:lineRule="auto"/>
+            </w:pPr>
+            <w:r>
+              <w:rPr>
+                <w:rFonts w:ascii="Courier New" w:hAnsi="Courier New"/>
+                <w:sz w:val="16"/>
+              </w:rPr>
+              <w:t>088      }</w:t>
+            </w:r>
+          </w:p>
+          <w:p>
+            <w:pPr>
+              <w:spacing w:after="0" w:line="240" w:lineRule="auto"/>
+            </w:pPr>
+            <w:r>
+              <w:rPr>
+                <w:rFonts w:ascii="Courier New" w:hAnsi="Courier New"/>
+                <w:sz w:val="16"/>
+              </w:rPr>
+              <w:t xml:space="preserve">089  </w:t>
+            </w:r>
+          </w:p>
+          <w:p>
+            <w:pPr>
+              <w:spacing w:after="0" w:line="240" w:lineRule="auto"/>
+            </w:pPr>
+            <w:r>
+              <w:rPr>
+                <w:rFonts w:ascii="Courier New" w:hAnsi="Courier New"/>
+                <w:sz w:val="16"/>
+              </w:rPr>
+              <w:t>090      fort.attack(archer)</w:t>
+            </w:r>
+          </w:p>
+          <w:p>
+            <w:pPr>
+              <w:spacing w:after="0" w:line="240" w:lineRule="auto"/>
+            </w:pPr>
+            <w:r>
+              <w:rPr>
+                <w:rFonts w:ascii="Courier New" w:hAnsi="Courier New"/>
+                <w:sz w:val="16"/>
+              </w:rPr>
+              <w:t>091      archer.moveTo(4, 3)</w:t>
+            </w:r>
+          </w:p>
+          <w:p>
+            <w:pPr>
+              <w:spacing w:after="0" w:line="240" w:lineRule="auto"/>
+            </w:pPr>
+            <w:r>
+              <w:rPr>
+                <w:rFonts w:ascii="Courier New" w:hAnsi="Courier New"/>
+                <w:sz w:val="16"/>
+              </w:rPr>
+              <w:t xml:space="preserve">092  </w:t>
+            </w:r>
+          </w:p>
+          <w:p>
+            <w:pPr>
+              <w:spacing w:after="0" w:line="240" w:lineRule="auto"/>
+            </w:pPr>
+            <w:r>
+              <w:rPr>
+                <w:rFonts w:ascii="Courier New" w:hAnsi="Courier New"/>
+                <w:sz w:val="16"/>
+              </w:rPr>
+              <w:t>093      println("${archer.name}: жив=${archer.isAlive()}, HP=${archer.hp}, позиция=(${archer.x}, ${archer.y})")</w:t>
+            </w:r>
+          </w:p>
+          <w:p>
+            <w:pPr>
+              <w:spacing w:after="0" w:line="240" w:lineRule="auto"/>
+            </w:pPr>
+            <w:r>
+              <w:rPr>
+                <w:rFonts w:ascii="Courier New" w:hAnsi="Courier New"/>
+                <w:sz w:val="16"/>
+              </w:rPr>
+              <w:t>094      println("${fort.name}: построена=${fort.isBuilt}")</w:t>
+            </w:r>
+          </w:p>
+          <w:p>
+            <w:pPr>
+              <w:spacing w:after="0" w:line="240" w:lineRule="auto"/>
+            </w:pPr>
+            <w:r>
+              <w:rPr>
+                <w:rFonts w:ascii="Courier New" w:hAnsi="Courier New"/>
+                <w:sz w:val="16"/>
+              </w:rPr>
+              <w:t>095      println("${mobileHouse.name}: позиция=(${mobileHouse.x}, ${mobileHouse.y})")</w:t>
+            </w:r>
+          </w:p>
+          <w:p>
+            <w:pPr>
+              <w:spacing w:after="0" w:line="240" w:lineRule="auto"/>
+            </w:pPr>
+            <w:r>
+              <w:rPr>
+                <w:rFonts w:ascii="Courier New" w:hAnsi="Courier New"/>
+                <w:sz w:val="16"/>
+              </w:rPr>
+              <w:t>096  }</w:t>
+            </w:r>
+          </w:p>
+        </w:tc>
+      </w:tr>
+    </w:tbl>
     <w:sectPr>
       <w:pgSz w:w="12240" w:h="15840"/>
-      <w:pgMar w:top="1134" w:right="850" w:bottom="1134" w:left="1701" w:header="720" w:footer="720" w:gutter="0"/>
+      <w:pgMar w:top="1134" w:right="1020" w:bottom="1134" w:left="1474" w:header="720" w:footer="720" w:gutter="0"/>
       <w:cols w:space="720"/>
       <w:docGrid w:linePitch="360"/>
     </w:sectPr>
@@ -527,6 +1881,9 @@
     <w:name w:val="Normal"/>
     <w:qFormat/>
     <w:rsid w:val="00FC693F"/>
+    <w:pPr>
+      <w:spacing w:after="140" w:line="269" w:lineRule="auto"/>
+    </w:pPr>
     <w:rPr>
       <w:rFonts w:ascii="Times New Roman" w:hAnsi="Times New Roman"/>
       <w:sz w:val="24"/>
@@ -594,8 +1951,7 @@
       <w:rFonts w:asciiTheme="majorHAnsi" w:eastAsiaTheme="majorEastAsia" w:hAnsiTheme="majorHAnsi" w:cstheme="majorBidi" w:ascii="Times New Roman" w:hAnsi="Times New Roman"/>
       <w:b/>
       <w:bCs/>
-      <w:color w:val="365F91" w:themeColor="accent1" w:themeShade="BF"/>
-      <w:sz w:val="28"/>
+      <w:sz w:val="32"/>
       <w:szCs w:val="28"/>
     </w:rPr>
   </w:style>
@@ -618,7 +1974,6 @@
       <w:rFonts w:asciiTheme="majorHAnsi" w:eastAsiaTheme="majorEastAsia" w:hAnsiTheme="majorHAnsi" w:cstheme="majorBidi" w:ascii="Times New Roman" w:hAnsi="Times New Roman"/>
       <w:b/>
       <w:bCs/>
-      <w:color w:val="4F81BD" w:themeColor="accent1"/>
       <w:sz w:val="26"/>
       <w:szCs w:val="26"/>
     </w:rPr>
